--- a/Отчет по методологии отбора паттернов.docx
+++ b/Отчет по методологии отбора паттернов.docx
@@ -4,6 +4,7 @@
   <w:body>
     <w:p>
       <w:pPr>
+        <w:spacing w:line="360" w:lineRule="auto"/>
         <w:jc w:val="center"/>
         <w:rPr>
           <w:rFonts w:ascii="Times New Roman" w:hAnsi="Times New Roman" w:cs="Times New Roman"/>
@@ -17,6 +18,7 @@
     </w:p>
     <w:p>
       <w:pPr>
+        <w:spacing w:line="360" w:lineRule="auto"/>
         <w:jc w:val="center"/>
         <w:rPr>
           <w:rFonts w:ascii="Times New Roman" w:hAnsi="Times New Roman" w:cs="Times New Roman"/>
@@ -30,6 +32,7 @@
     </w:p>
     <w:p>
       <w:pPr>
+        <w:spacing w:line="360" w:lineRule="auto"/>
         <w:jc w:val="center"/>
         <w:rPr>
           <w:rFonts w:ascii="Times New Roman" w:hAnsi="Times New Roman" w:cs="Times New Roman"/>
@@ -43,6 +46,7 @@
     </w:p>
     <w:p>
       <w:pPr>
+        <w:spacing w:line="360" w:lineRule="auto"/>
         <w:jc w:val="center"/>
         <w:rPr>
           <w:rFonts w:ascii="Times New Roman" w:hAnsi="Times New Roman" w:cs="Times New Roman"/>
@@ -56,6 +60,7 @@
     </w:p>
     <w:p>
       <w:pPr>
+        <w:spacing w:line="360" w:lineRule="auto"/>
         <w:jc w:val="center"/>
         <w:rPr>
           <w:rFonts w:ascii="Times New Roman" w:hAnsi="Times New Roman" w:cs="Times New Roman"/>
@@ -69,6 +74,7 @@
     </w:p>
     <w:p>
       <w:pPr>
+        <w:spacing w:line="360" w:lineRule="auto"/>
         <w:jc w:val="center"/>
         <w:rPr>
           <w:rFonts w:ascii="Times New Roman" w:hAnsi="Times New Roman" w:cs="Times New Roman"/>
@@ -82,6 +88,7 @@
     </w:p>
     <w:p>
       <w:pPr>
+        <w:spacing w:line="360" w:lineRule="auto"/>
         <w:jc w:val="center"/>
         <w:rPr>
           <w:rFonts w:ascii="Times New Roman" w:hAnsi="Times New Roman" w:cs="Times New Roman"/>
@@ -95,6 +102,7 @@
     </w:p>
     <w:p>
       <w:pPr>
+        <w:spacing w:line="360" w:lineRule="auto"/>
         <w:jc w:val="center"/>
         <w:rPr>
           <w:rFonts w:ascii="Times New Roman" w:hAnsi="Times New Roman" w:cs="Times New Roman"/>
@@ -108,6 +116,7 @@
     </w:p>
     <w:p>
       <w:pPr>
+        <w:spacing w:line="360" w:lineRule="auto"/>
         <w:jc w:val="center"/>
         <w:rPr>
           <w:rFonts w:ascii="Times New Roman" w:hAnsi="Times New Roman" w:cs="Times New Roman"/>
@@ -115,7 +124,6 @@
           <w:bCs/>
           <w:sz w:val="28"/>
           <w:szCs w:val="28"/>
-          <w:lang w:val="en-US"/>
         </w:rPr>
       </w:pPr>
       <w:r>
@@ -131,6 +139,7 @@
     </w:p>
     <w:p>
       <w:pPr>
+        <w:spacing w:line="360" w:lineRule="auto"/>
         <w:jc w:val="center"/>
         <w:rPr>
           <w:rFonts w:ascii="Times New Roman" w:hAnsi="Times New Roman" w:cs="Times New Roman"/>
@@ -138,12 +147,24 @@
           <w:bCs/>
           <w:sz w:val="28"/>
           <w:szCs w:val="28"/>
-          <w:lang w:val="en-US"/>
-        </w:rPr>
-      </w:pPr>
-    </w:p>
-    <w:p>
-      <w:pPr>
+        </w:rPr>
+      </w:pPr>
+    </w:p>
+    <w:p>
+      <w:pPr>
+        <w:spacing w:line="360" w:lineRule="auto"/>
+        <w:rPr>
+          <w:rFonts w:ascii="Times New Roman" w:hAnsi="Times New Roman" w:cs="Times New Roman"/>
+          <w:b/>
+          <w:bCs/>
+          <w:sz w:val="28"/>
+          <w:szCs w:val="28"/>
+        </w:rPr>
+      </w:pPr>
+    </w:p>
+    <w:p>
+      <w:pPr>
+        <w:spacing w:line="360" w:lineRule="auto"/>
         <w:jc w:val="center"/>
         <w:rPr>
           <w:rFonts w:ascii="Times New Roman" w:hAnsi="Times New Roman" w:cs="Times New Roman"/>
@@ -151,12 +172,12 @@
           <w:bCs/>
           <w:sz w:val="28"/>
           <w:szCs w:val="28"/>
-          <w:lang w:val="en-US"/>
-        </w:rPr>
-      </w:pPr>
-    </w:p>
-    <w:p>
-      <w:pPr>
+        </w:rPr>
+      </w:pPr>
+    </w:p>
+    <w:p>
+      <w:pPr>
+        <w:spacing w:line="360" w:lineRule="auto"/>
         <w:jc w:val="center"/>
         <w:rPr>
           <w:rFonts w:ascii="Times New Roman" w:hAnsi="Times New Roman" w:cs="Times New Roman"/>
@@ -164,12 +185,12 @@
           <w:bCs/>
           <w:sz w:val="28"/>
           <w:szCs w:val="28"/>
-          <w:lang w:val="en-US"/>
-        </w:rPr>
-      </w:pPr>
-    </w:p>
-    <w:p>
-      <w:pPr>
+        </w:rPr>
+      </w:pPr>
+    </w:p>
+    <w:p>
+      <w:pPr>
+        <w:spacing w:line="360" w:lineRule="auto"/>
         <w:jc w:val="center"/>
         <w:rPr>
           <w:rFonts w:ascii="Times New Roman" w:hAnsi="Times New Roman" w:cs="Times New Roman"/>
@@ -177,12 +198,12 @@
           <w:bCs/>
           <w:sz w:val="28"/>
           <w:szCs w:val="28"/>
-          <w:lang w:val="en-US"/>
-        </w:rPr>
-      </w:pPr>
-    </w:p>
-    <w:p>
-      <w:pPr>
+        </w:rPr>
+      </w:pPr>
+    </w:p>
+    <w:p>
+      <w:pPr>
+        <w:spacing w:line="360" w:lineRule="auto"/>
         <w:jc w:val="center"/>
         <w:rPr>
           <w:rFonts w:ascii="Times New Roman" w:hAnsi="Times New Roman" w:cs="Times New Roman"/>
@@ -190,181 +211,118 @@
           <w:bCs/>
           <w:sz w:val="28"/>
           <w:szCs w:val="28"/>
-          <w:lang w:val="en-US"/>
-        </w:rPr>
-      </w:pPr>
-    </w:p>
-    <w:p>
-      <w:pPr>
+        </w:rPr>
+      </w:pPr>
+    </w:p>
+    <w:p>
+      <w:pPr>
+        <w:spacing w:line="360" w:lineRule="auto"/>
+        <w:jc w:val="right"/>
+        <w:rPr>
+          <w:rFonts w:ascii="Times New Roman" w:hAnsi="Times New Roman" w:cs="Times New Roman"/>
+          <w:b/>
+          <w:bCs/>
+          <w:sz w:val="28"/>
+          <w:szCs w:val="28"/>
+        </w:rPr>
+      </w:pPr>
+      <w:r>
+        <w:rPr>
+          <w:rFonts w:ascii="Times New Roman" w:hAnsi="Times New Roman" w:cs="Times New Roman"/>
+          <w:b/>
+          <w:bCs/>
+          <w:sz w:val="28"/>
+          <w:szCs w:val="28"/>
+        </w:rPr>
+        <w:t>Разработал: Молоткова Анастасия</w:t>
+      </w:r>
+    </w:p>
+    <w:p>
+      <w:pPr>
+        <w:spacing w:line="360" w:lineRule="auto"/>
+        <w:jc w:val="right"/>
+        <w:rPr>
+          <w:rFonts w:ascii="Times New Roman" w:hAnsi="Times New Roman" w:cs="Times New Roman"/>
+          <w:b/>
+          <w:bCs/>
+          <w:sz w:val="28"/>
+          <w:szCs w:val="28"/>
+        </w:rPr>
+      </w:pPr>
+    </w:p>
+    <w:p>
+      <w:pPr>
+        <w:spacing w:line="360" w:lineRule="auto"/>
+        <w:jc w:val="right"/>
+        <w:rPr>
+          <w:rFonts w:ascii="Times New Roman" w:hAnsi="Times New Roman" w:cs="Times New Roman"/>
+          <w:b/>
+          <w:bCs/>
+          <w:sz w:val="28"/>
+          <w:szCs w:val="28"/>
+        </w:rPr>
+      </w:pPr>
+    </w:p>
+    <w:p>
+      <w:pPr>
+        <w:spacing w:line="360" w:lineRule="auto"/>
+        <w:jc w:val="right"/>
+        <w:rPr>
+          <w:rFonts w:ascii="Times New Roman" w:hAnsi="Times New Roman" w:cs="Times New Roman"/>
+          <w:b/>
+          <w:bCs/>
+          <w:sz w:val="28"/>
+          <w:szCs w:val="28"/>
+        </w:rPr>
+      </w:pPr>
+    </w:p>
+    <w:p>
+      <w:pPr>
+        <w:spacing w:line="360" w:lineRule="auto"/>
+        <w:jc w:val="right"/>
+        <w:rPr>
+          <w:rFonts w:ascii="Times New Roman" w:hAnsi="Times New Roman" w:cs="Times New Roman"/>
+          <w:b/>
+          <w:bCs/>
+          <w:sz w:val="28"/>
+          <w:szCs w:val="28"/>
+        </w:rPr>
+      </w:pPr>
+    </w:p>
+    <w:p>
+      <w:pPr>
+        <w:spacing w:line="360" w:lineRule="auto"/>
+        <w:jc w:val="right"/>
+        <w:rPr>
+          <w:rFonts w:ascii="Times New Roman" w:hAnsi="Times New Roman" w:cs="Times New Roman"/>
+          <w:b/>
+          <w:bCs/>
+          <w:sz w:val="28"/>
+          <w:szCs w:val="28"/>
+        </w:rPr>
+      </w:pPr>
+    </w:p>
+    <w:p>
+      <w:pPr>
+        <w:spacing w:line="360" w:lineRule="auto"/>
         <w:jc w:val="center"/>
         <w:rPr>
           <w:rFonts w:ascii="Times New Roman" w:hAnsi="Times New Roman" w:cs="Times New Roman"/>
-          <w:b/>
-          <w:bCs/>
-          <w:sz w:val="28"/>
-          <w:szCs w:val="28"/>
-          <w:lang w:val="en-US"/>
-        </w:rPr>
-      </w:pPr>
-    </w:p>
-    <w:p>
-      <w:pPr>
-        <w:jc w:val="right"/>
-        <w:rPr>
-          <w:rFonts w:ascii="Times New Roman" w:hAnsi="Times New Roman" w:cs="Times New Roman"/>
-          <w:b/>
-          <w:bCs/>
-          <w:sz w:val="28"/>
-          <w:szCs w:val="28"/>
-        </w:rPr>
-      </w:pPr>
-      <w:r>
-        <w:rPr>
-          <w:rFonts w:ascii="Times New Roman" w:hAnsi="Times New Roman" w:cs="Times New Roman"/>
-          <w:b/>
-          <w:bCs/>
-          <w:sz w:val="28"/>
-          <w:szCs w:val="28"/>
-        </w:rPr>
-        <w:t>Разработал: Молоткова Анастасия</w:t>
-      </w:r>
-    </w:p>
-    <w:p>
-      <w:pPr>
-        <w:jc w:val="right"/>
-        <w:rPr>
-          <w:rFonts w:ascii="Times New Roman" w:hAnsi="Times New Roman" w:cs="Times New Roman"/>
-          <w:b/>
-          <w:bCs/>
-          <w:sz w:val="28"/>
-          <w:szCs w:val="28"/>
-        </w:rPr>
-      </w:pPr>
-    </w:p>
-    <w:p>
-      <w:pPr>
-        <w:jc w:val="right"/>
-        <w:rPr>
-          <w:rFonts w:ascii="Times New Roman" w:hAnsi="Times New Roman" w:cs="Times New Roman"/>
-          <w:b/>
-          <w:bCs/>
-          <w:sz w:val="28"/>
-          <w:szCs w:val="28"/>
-        </w:rPr>
-      </w:pPr>
-    </w:p>
-    <w:p>
-      <w:pPr>
-        <w:jc w:val="right"/>
-        <w:rPr>
-          <w:rFonts w:ascii="Times New Roman" w:hAnsi="Times New Roman" w:cs="Times New Roman"/>
-          <w:b/>
-          <w:bCs/>
-          <w:sz w:val="28"/>
-          <w:szCs w:val="28"/>
-        </w:rPr>
-      </w:pPr>
-    </w:p>
-    <w:p>
-      <w:pPr>
-        <w:jc w:val="right"/>
-        <w:rPr>
-          <w:rFonts w:ascii="Times New Roman" w:hAnsi="Times New Roman" w:cs="Times New Roman"/>
-          <w:b/>
-          <w:bCs/>
-          <w:sz w:val="28"/>
-          <w:szCs w:val="28"/>
-        </w:rPr>
-      </w:pPr>
-    </w:p>
-    <w:p>
-      <w:pPr>
-        <w:jc w:val="right"/>
-        <w:rPr>
-          <w:rFonts w:ascii="Times New Roman" w:hAnsi="Times New Roman" w:cs="Times New Roman"/>
-          <w:b/>
-          <w:bCs/>
-          <w:sz w:val="28"/>
-          <w:szCs w:val="28"/>
-        </w:rPr>
-      </w:pPr>
-    </w:p>
-    <w:p>
-      <w:pPr>
-        <w:jc w:val="right"/>
-        <w:rPr>
-          <w:rFonts w:ascii="Times New Roman" w:hAnsi="Times New Roman" w:cs="Times New Roman"/>
-          <w:b/>
-          <w:bCs/>
-          <w:sz w:val="28"/>
-          <w:szCs w:val="28"/>
-        </w:rPr>
-      </w:pPr>
-    </w:p>
-    <w:p>
-      <w:pPr>
-        <w:jc w:val="right"/>
-        <w:rPr>
-          <w:rFonts w:ascii="Times New Roman" w:hAnsi="Times New Roman" w:cs="Times New Roman"/>
-          <w:b/>
-          <w:bCs/>
-          <w:sz w:val="28"/>
-          <w:szCs w:val="28"/>
-        </w:rPr>
-      </w:pPr>
-    </w:p>
-    <w:p>
-      <w:pPr>
-        <w:jc w:val="right"/>
-        <w:rPr>
-          <w:rFonts w:ascii="Times New Roman" w:hAnsi="Times New Roman" w:cs="Times New Roman"/>
-          <w:b/>
-          <w:bCs/>
-          <w:sz w:val="28"/>
-          <w:szCs w:val="28"/>
-        </w:rPr>
-      </w:pPr>
-    </w:p>
-    <w:p>
-      <w:pPr>
-        <w:jc w:val="right"/>
-        <w:rPr>
-          <w:rFonts w:ascii="Times New Roman" w:hAnsi="Times New Roman" w:cs="Times New Roman"/>
-          <w:b/>
-          <w:bCs/>
-          <w:sz w:val="28"/>
-          <w:szCs w:val="28"/>
-        </w:rPr>
-      </w:pPr>
-    </w:p>
-    <w:p>
-      <w:pPr>
-        <w:jc w:val="right"/>
-        <w:rPr>
-          <w:rFonts w:ascii="Times New Roman" w:hAnsi="Times New Roman" w:cs="Times New Roman"/>
-          <w:b/>
-          <w:bCs/>
-          <w:sz w:val="28"/>
-          <w:szCs w:val="28"/>
-        </w:rPr>
-      </w:pPr>
-    </w:p>
-    <w:p>
-      <w:pPr>
-        <w:jc w:val="center"/>
-        <w:rPr>
-          <w:rFonts w:ascii="Times New Roman" w:hAnsi="Times New Roman" w:cs="Times New Roman"/>
-          <w:b/>
-          <w:bCs/>
-          <w:sz w:val="28"/>
-          <w:szCs w:val="28"/>
-        </w:rPr>
-      </w:pPr>
-      <w:r>
-        <w:rPr>
-          <w:rFonts w:ascii="Times New Roman" w:hAnsi="Times New Roman" w:cs="Times New Roman"/>
-          <w:b/>
-          <w:bCs/>
+          <w:sz w:val="28"/>
+          <w:szCs w:val="28"/>
+        </w:rPr>
+      </w:pPr>
+      <w:r>
+        <w:rPr>
+          <w:rFonts w:ascii="Times New Roman" w:hAnsi="Times New Roman" w:cs="Times New Roman"/>
+          <w:sz w:val="28"/>
+          <w:szCs w:val="28"/>
+        </w:rPr>
+        <w:t xml:space="preserve">Новосибирск </w:t>
+      </w:r>
+      <w:r>
+        <w:rPr>
+          <w:rFonts w:ascii="Times New Roman" w:hAnsi="Times New Roman" w:cs="Times New Roman"/>
           <w:sz w:val="28"/>
           <w:szCs w:val="28"/>
         </w:rPr>
@@ -373,6 +331,7 @@
     </w:p>
     <w:p>
       <w:pPr>
+        <w:spacing w:line="360" w:lineRule="auto"/>
         <w:ind w:firstLine="708"/>
         <w:rPr>
           <w:rFonts w:ascii="Times New Roman" w:hAnsi="Times New Roman" w:cs="Times New Roman"/>
@@ -406,6 +365,7 @@
     </w:p>
     <w:p>
       <w:pPr>
+        <w:spacing w:line="360" w:lineRule="auto"/>
         <w:ind w:firstLine="708"/>
         <w:jc w:val="both"/>
         <w:rPr>
@@ -462,27 +422,12 @@
           <w:sz w:val="28"/>
           <w:szCs w:val="28"/>
         </w:rPr>
-        <w:t xml:space="preserve">Основной вызов заключался в создании системы, способной эффективно распознавать шаблоны поведения Flash Call провайдеров, при этом </w:t>
-      </w:r>
-      <w:r>
-        <w:rPr>
-          <w:rFonts w:ascii="Times New Roman" w:hAnsi="Times New Roman" w:cs="Times New Roman"/>
-          <w:sz w:val="28"/>
-          <w:szCs w:val="28"/>
-        </w:rPr>
-        <w:t>оказывая минимальное влияние на обычных пользователей</w:t>
-      </w:r>
-      <w:r>
-        <w:rPr>
-          <w:rFonts w:ascii="Times New Roman" w:hAnsi="Times New Roman" w:cs="Times New Roman"/>
-          <w:sz w:val="28"/>
-          <w:szCs w:val="28"/>
-        </w:rPr>
-        <w:t>. Данный отчет описывает логику и принципы, положенные в основу алгоритма отбора паттернов для блокировки.</w:t>
-      </w:r>
-    </w:p>
-    <w:p>
-      <w:pPr>
+        <w:t>Основной задачей является разработка программы, которая сможет распознавать шаблоны Flash Call номеров. При этом необходимо минимизировать риск блокировки номеров клиентов.</w:t>
+      </w:r>
+    </w:p>
+    <w:p>
+      <w:pPr>
+        <w:spacing w:line="360" w:lineRule="auto"/>
         <w:ind w:firstLine="708"/>
         <w:jc w:val="both"/>
         <w:rPr>
@@ -506,6 +451,7 @@
     </w:p>
     <w:p>
       <w:pPr>
+        <w:spacing w:line="360" w:lineRule="auto"/>
         <w:ind w:firstLine="708"/>
         <w:jc w:val="both"/>
         <w:rPr>
@@ -520,83 +466,90 @@
           <w:sz w:val="28"/>
           <w:szCs w:val="28"/>
         </w:rPr>
-        <w:t>П</w:t>
-      </w:r>
-      <w:r>
-        <w:rPr>
-          <w:rFonts w:ascii="Times New Roman" w:hAnsi="Times New Roman" w:cs="Times New Roman"/>
-          <w:sz w:val="28"/>
-          <w:szCs w:val="28"/>
-        </w:rPr>
-        <w:t>ринципом разработанной методологии является понимание структур</w:t>
-      </w:r>
-      <w:r>
-        <w:rPr>
-          <w:rFonts w:ascii="Times New Roman" w:hAnsi="Times New Roman" w:cs="Times New Roman"/>
-          <w:sz w:val="28"/>
-          <w:szCs w:val="28"/>
-        </w:rPr>
-        <w:t>ы</w:t>
-      </w:r>
-      <w:r>
-        <w:rPr>
-          <w:rFonts w:ascii="Times New Roman" w:hAnsi="Times New Roman" w:cs="Times New Roman"/>
-          <w:sz w:val="28"/>
-          <w:szCs w:val="28"/>
-        </w:rPr>
-        <w:t xml:space="preserve"> номеров, используемых для Flash Call.</w:t>
-      </w:r>
-      <w:r>
-        <w:rPr>
-          <w:rFonts w:ascii="Times New Roman" w:hAnsi="Times New Roman" w:cs="Times New Roman"/>
-          <w:sz w:val="28"/>
-          <w:szCs w:val="28"/>
-        </w:rPr>
-        <w:t xml:space="preserve"> </w:t>
-      </w:r>
-      <w:r>
-        <w:rPr>
-          <w:rFonts w:ascii="Times New Roman" w:hAnsi="Times New Roman" w:cs="Times New Roman"/>
-          <w:sz w:val="28"/>
-          <w:szCs w:val="28"/>
-        </w:rPr>
-        <w:t>Ключевым наблюдение</w:t>
-      </w:r>
-      <w:r>
-        <w:rPr>
-          <w:rFonts w:ascii="Times New Roman" w:hAnsi="Times New Roman" w:cs="Times New Roman"/>
-          <w:sz w:val="28"/>
-          <w:szCs w:val="28"/>
-        </w:rPr>
-        <w:t>м стало то</w:t>
-      </w:r>
-      <w:r>
-        <w:rPr>
-          <w:rFonts w:ascii="Times New Roman" w:hAnsi="Times New Roman" w:cs="Times New Roman"/>
-          <w:sz w:val="28"/>
-          <w:szCs w:val="28"/>
-        </w:rPr>
-        <w:t>, что номера для Flash Call следуют строгой структуре: первые четыре цифры представляют собой префикс оператора</w:t>
-      </w:r>
-      <w:r>
-        <w:rPr>
-          <w:rFonts w:ascii="Times New Roman" w:hAnsi="Times New Roman" w:cs="Times New Roman"/>
-          <w:sz w:val="28"/>
-          <w:szCs w:val="28"/>
-        </w:rPr>
-        <w:t xml:space="preserve"> и код страны</w:t>
-      </w:r>
-      <w:r>
-        <w:rPr>
-          <w:rFonts w:ascii="Times New Roman" w:hAnsi="Times New Roman" w:cs="Times New Roman"/>
-          <w:sz w:val="28"/>
-          <w:szCs w:val="28"/>
-        </w:rPr>
-        <w:t xml:space="preserve">, следующие шесть цифр содержат собственно верификационный код, а последние две цифры являются суффиксом. </w:t>
-      </w:r>
-    </w:p>
-    <w:p>
-      <w:pPr>
+        <w:t>Я заметила, что номера для Flash Call следуют строгой структуре: первые четыре цифры представляют собой префикс оператора и код страны, следующие шесть цифр содержат верификационный код, а последние две цифры являются суффиксом.</w:t>
+      </w:r>
+    </w:p>
+    <w:p>
+      <w:pPr>
+        <w:numPr>
+          <w:ilvl w:val="0"/>
+          <w:numId w:val="1"/>
+        </w:numPr>
+        <w:tabs>
+          <w:tab w:val="num" w:pos="720"/>
+        </w:tabs>
+        <w:spacing w:line="360" w:lineRule="auto"/>
+        <w:jc w:val="both"/>
+        <w:rPr>
+          <w:rFonts w:ascii="Times New Roman" w:hAnsi="Times New Roman" w:cs="Times New Roman"/>
+          <w:sz w:val="28"/>
+          <w:szCs w:val="28"/>
+        </w:rPr>
+      </w:pPr>
+      <w:r>
+        <w:rPr>
+          <w:rFonts w:ascii="Times New Roman" w:hAnsi="Times New Roman" w:cs="Times New Roman"/>
+          <w:sz w:val="28"/>
+          <w:szCs w:val="28"/>
+        </w:rPr>
+        <w:t>Первым критерием идентификации номеров является отбор префиксов с самым большим количеством звонков, так как звонков с кодом должно быть много, так как в этом заключается суть отправки кодов.</w:t>
+      </w:r>
+    </w:p>
+    <w:p>
+      <w:pPr>
+        <w:numPr>
+          <w:ilvl w:val="0"/>
+          <w:numId w:val="1"/>
+        </w:numPr>
+        <w:tabs>
+          <w:tab w:val="num" w:pos="720"/>
+        </w:tabs>
+        <w:spacing w:line="360" w:lineRule="auto"/>
+        <w:jc w:val="both"/>
+        <w:rPr>
+          <w:rFonts w:ascii="Times New Roman" w:hAnsi="Times New Roman" w:cs="Times New Roman"/>
+          <w:sz w:val="28"/>
+          <w:szCs w:val="28"/>
+        </w:rPr>
+      </w:pPr>
+      <w:r>
+        <w:rPr>
+          <w:rFonts w:ascii="Times New Roman" w:hAnsi="Times New Roman" w:cs="Times New Roman"/>
+          <w:sz w:val="28"/>
+          <w:szCs w:val="28"/>
+        </w:rPr>
+        <w:t>Второй критерий - вариативность верификационных кодов в позициях с пятой по десятую цифру номера. Высокая вариативность, превышающая 80%, говорит о регулярной генерации верификационных кодов.</w:t>
+      </w:r>
+    </w:p>
+    <w:p>
+      <w:pPr>
+        <w:numPr>
+          <w:ilvl w:val="0"/>
+          <w:numId w:val="1"/>
+        </w:numPr>
+        <w:tabs>
+          <w:tab w:val="num" w:pos="720"/>
+        </w:tabs>
+        <w:spacing w:line="360" w:lineRule="auto"/>
+        <w:jc w:val="both"/>
+        <w:rPr>
+          <w:rFonts w:ascii="Times New Roman" w:hAnsi="Times New Roman" w:cs="Times New Roman"/>
+          <w:sz w:val="28"/>
+          <w:szCs w:val="28"/>
+        </w:rPr>
+      </w:pPr>
+      <w:r>
+        <w:rPr>
+          <w:rFonts w:ascii="Times New Roman" w:hAnsi="Times New Roman" w:cs="Times New Roman"/>
+          <w:sz w:val="28"/>
+          <w:szCs w:val="28"/>
+        </w:rPr>
+        <w:t>Третий критерий - вариативность суффиксов. Низкая вариативность суффиксов, особенно в сочетании с высокой вариативностью верификационных кодов, подтверждает принадлежность номера к сервису Flash Call.</w:t>
+      </w:r>
+    </w:p>
+    <w:p>
+      <w:pPr>
+        <w:spacing w:line="360" w:lineRule="auto"/>
         <w:ind w:firstLine="708"/>
         <w:jc w:val="both"/>
         <w:rPr>
@@ -615,11 +568,12 @@
           <w:sz w:val="28"/>
           <w:szCs w:val="28"/>
         </w:rPr>
-        <w:t>Критерии идентификации Flash Call операторов</w:t>
-      </w:r>
-    </w:p>
-    <w:p>
-      <w:pPr>
+        <w:t>Система генерации паттернов блокировки</w:t>
+      </w:r>
+    </w:p>
+    <w:p>
+      <w:pPr>
+        <w:spacing w:line="360" w:lineRule="auto"/>
         <w:ind w:firstLine="708"/>
         <w:jc w:val="both"/>
         <w:rPr>
@@ -634,86 +588,144 @@
           <w:sz w:val="28"/>
           <w:szCs w:val="28"/>
         </w:rPr>
-        <w:t xml:space="preserve">Первым критерием является </w:t>
-      </w:r>
-      <w:r>
-        <w:rPr>
-          <w:rFonts w:ascii="Times New Roman" w:hAnsi="Times New Roman" w:cs="Times New Roman"/>
-          <w:sz w:val="28"/>
-          <w:szCs w:val="28"/>
-        </w:rPr>
-        <w:t>отбор префиксов с самым большим количеством звонков, так как звонков с кодом должно быть много, так как в этом заключается суть отправки кодов.</w:t>
-      </w:r>
-    </w:p>
-    <w:p>
-      <w:pPr>
+        <w:t xml:space="preserve">Разработанная система генерации паттернов использует принцип постепенного увеличения специфичности. </w:t>
+      </w:r>
+    </w:p>
+    <w:p>
+      <w:pPr>
+        <w:numPr>
+          <w:ilvl w:val="0"/>
+          <w:numId w:val="2"/>
+        </w:numPr>
+        <w:spacing w:line="360" w:lineRule="auto"/>
+        <w:jc w:val="both"/>
+        <w:rPr>
+          <w:rFonts w:ascii="Times New Roman" w:hAnsi="Times New Roman" w:cs="Times New Roman"/>
+          <w:sz w:val="28"/>
+          <w:szCs w:val="28"/>
+        </w:rPr>
+      </w:pPr>
+      <w:r>
+        <w:rPr>
+          <w:rFonts w:ascii="Times New Roman" w:hAnsi="Times New Roman" w:cs="Times New Roman"/>
+          <w:sz w:val="28"/>
+          <w:szCs w:val="28"/>
+        </w:rPr>
+        <w:t>Паттерны высокой специфичности применяются в случаях, когда обнаружены фиксированные суффиксы. Это практически исключает воздействие на «здоровый» трафик.</w:t>
+      </w:r>
+    </w:p>
+    <w:p>
+      <w:pPr>
+        <w:numPr>
+          <w:ilvl w:val="0"/>
+          <w:numId w:val="2"/>
+        </w:numPr>
+        <w:spacing w:line="360" w:lineRule="auto"/>
+        <w:jc w:val="both"/>
+        <w:rPr>
+          <w:rFonts w:ascii="Times New Roman" w:hAnsi="Times New Roman" w:cs="Times New Roman"/>
+          <w:sz w:val="28"/>
+          <w:szCs w:val="28"/>
+        </w:rPr>
+      </w:pPr>
+      <w:r>
+        <w:rPr>
+          <w:rFonts w:ascii="Times New Roman" w:hAnsi="Times New Roman" w:cs="Times New Roman"/>
+          <w:sz w:val="28"/>
+          <w:szCs w:val="28"/>
+        </w:rPr>
+        <w:lastRenderedPageBreak/>
+        <w:t xml:space="preserve">Паттерны средней специфичности представляют собой номера, соответствующие общей структуре Flash Call, но имеют некоторые несоответствия, например нет определенного </w:t>
+      </w:r>
+      <w:proofErr w:type="spellStart"/>
+      <w:r>
+        <w:rPr>
+          <w:rFonts w:ascii="Times New Roman" w:hAnsi="Times New Roman" w:cs="Times New Roman"/>
+          <w:sz w:val="28"/>
+          <w:szCs w:val="28"/>
+        </w:rPr>
+        <w:t>суфикса</w:t>
+      </w:r>
+      <w:proofErr w:type="spellEnd"/>
+      <w:r>
+        <w:rPr>
+          <w:rFonts w:ascii="Times New Roman" w:hAnsi="Times New Roman" w:cs="Times New Roman"/>
+          <w:sz w:val="28"/>
+          <w:szCs w:val="28"/>
+        </w:rPr>
+        <w:t>.</w:t>
+      </w:r>
+    </w:p>
+    <w:p>
+      <w:pPr>
+        <w:numPr>
+          <w:ilvl w:val="0"/>
+          <w:numId w:val="2"/>
+        </w:numPr>
+        <w:spacing w:line="360" w:lineRule="auto"/>
+        <w:jc w:val="both"/>
+        <w:rPr>
+          <w:rFonts w:ascii="Times New Roman" w:hAnsi="Times New Roman" w:cs="Times New Roman"/>
+          <w:sz w:val="28"/>
+          <w:szCs w:val="28"/>
+        </w:rPr>
+      </w:pPr>
+      <w:r>
+        <w:rPr>
+          <w:rFonts w:ascii="Times New Roman" w:hAnsi="Times New Roman" w:cs="Times New Roman"/>
+          <w:sz w:val="28"/>
+          <w:szCs w:val="28"/>
+        </w:rPr>
+        <w:t>Наименее специфичные паттерны стоит использовать только в случаях, когда статистическая уверенность в идентификации Flash Call оператора достигает максимальных значений. Эти паттерны обеспечивают широкое покрытие, высок риск ложных срабатываний.</w:t>
+      </w:r>
+    </w:p>
+    <w:p>
+      <w:pPr>
+        <w:spacing w:line="360" w:lineRule="auto"/>
         <w:ind w:firstLine="708"/>
         <w:jc w:val="both"/>
         <w:rPr>
           <w:rFonts w:ascii="Times New Roman" w:hAnsi="Times New Roman" w:cs="Times New Roman"/>
-          <w:sz w:val="28"/>
-          <w:szCs w:val="28"/>
-        </w:rPr>
-      </w:pPr>
-      <w:r>
-        <w:rPr>
-          <w:rFonts w:ascii="Times New Roman" w:hAnsi="Times New Roman" w:cs="Times New Roman"/>
-          <w:sz w:val="28"/>
-          <w:szCs w:val="28"/>
-        </w:rPr>
-        <w:t xml:space="preserve">Вторым показателем </w:t>
-      </w:r>
-      <w:r>
-        <w:rPr>
-          <w:rFonts w:ascii="Times New Roman" w:hAnsi="Times New Roman" w:cs="Times New Roman"/>
-          <w:sz w:val="28"/>
-          <w:szCs w:val="28"/>
-        </w:rPr>
-        <w:t>стала</w:t>
-      </w:r>
-      <w:r>
-        <w:rPr>
-          <w:rFonts w:ascii="Times New Roman" w:hAnsi="Times New Roman" w:cs="Times New Roman"/>
-          <w:sz w:val="28"/>
-          <w:szCs w:val="28"/>
-        </w:rPr>
-        <w:t xml:space="preserve"> вариативность верификационных кодов в позициях с пятой по десятую цифру номера. Высокая вариативность, превышающая 80%, </w:t>
-      </w:r>
-      <w:r>
-        <w:rPr>
-          <w:rFonts w:ascii="Times New Roman" w:hAnsi="Times New Roman" w:cs="Times New Roman"/>
-          <w:sz w:val="28"/>
-          <w:szCs w:val="28"/>
-        </w:rPr>
-        <w:t>говорит</w:t>
-      </w:r>
-      <w:r>
-        <w:rPr>
-          <w:rFonts w:ascii="Times New Roman" w:hAnsi="Times New Roman" w:cs="Times New Roman"/>
-          <w:sz w:val="28"/>
-          <w:szCs w:val="28"/>
-        </w:rPr>
-        <w:t xml:space="preserve"> о </w:t>
-      </w:r>
-      <w:r>
-        <w:rPr>
-          <w:rFonts w:ascii="Times New Roman" w:hAnsi="Times New Roman" w:cs="Times New Roman"/>
-          <w:sz w:val="28"/>
-          <w:szCs w:val="28"/>
-        </w:rPr>
-        <w:t>регулярной</w:t>
-      </w:r>
-      <w:r>
-        <w:rPr>
-          <w:rFonts w:ascii="Times New Roman" w:hAnsi="Times New Roman" w:cs="Times New Roman"/>
-          <w:sz w:val="28"/>
-          <w:szCs w:val="28"/>
-        </w:rPr>
-        <w:t xml:space="preserve"> генерации уникальных кодов, что является характерным признаком Flash Call сервисов. </w:t>
-      </w:r>
-    </w:p>
-    <w:p>
-      <w:pPr>
+          <w:b/>
+          <w:bCs/>
+          <w:sz w:val="28"/>
+          <w:szCs w:val="28"/>
+        </w:rPr>
+      </w:pPr>
+      <w:r>
+        <w:rPr>
+          <w:rFonts w:ascii="Times New Roman" w:hAnsi="Times New Roman" w:cs="Times New Roman"/>
+          <w:b/>
+          <w:bCs/>
+          <w:sz w:val="28"/>
+          <w:szCs w:val="28"/>
+        </w:rPr>
+        <w:t>Оценка рисков и приорит</w:t>
+      </w:r>
+      <w:r>
+        <w:rPr>
+          <w:rFonts w:ascii="Times New Roman" w:hAnsi="Times New Roman" w:cs="Times New Roman"/>
+          <w:b/>
+          <w:bCs/>
+          <w:sz w:val="28"/>
+          <w:szCs w:val="28"/>
+        </w:rPr>
+        <w:t>е</w:t>
+      </w:r>
+      <w:r>
+        <w:rPr>
+          <w:rFonts w:ascii="Times New Roman" w:hAnsi="Times New Roman" w:cs="Times New Roman"/>
+          <w:b/>
+          <w:bCs/>
+          <w:sz w:val="28"/>
+          <w:szCs w:val="28"/>
+        </w:rPr>
+        <w:t>зация</w:t>
+      </w:r>
+    </w:p>
+    <w:p>
+      <w:pPr>
+        <w:spacing w:line="360" w:lineRule="auto"/>
         <w:ind w:firstLine="708"/>
         <w:jc w:val="both"/>
         <w:rPr>
@@ -728,51 +740,39 @@
           <w:sz w:val="28"/>
           <w:szCs w:val="28"/>
         </w:rPr>
-        <w:t>Дополнительным подтверждающим фактором является анализ вариативности суффиксов</w:t>
-      </w:r>
-      <w:r>
-        <w:rPr>
-          <w:rFonts w:ascii="Times New Roman" w:hAnsi="Times New Roman" w:cs="Times New Roman"/>
-          <w:sz w:val="28"/>
-          <w:szCs w:val="28"/>
-        </w:rPr>
-        <w:t xml:space="preserve"> – </w:t>
-      </w:r>
-      <w:r>
-        <w:rPr>
-          <w:rFonts w:ascii="Times New Roman" w:hAnsi="Times New Roman" w:cs="Times New Roman"/>
-          <w:sz w:val="28"/>
-          <w:szCs w:val="28"/>
-        </w:rPr>
-        <w:t>последних двух цифр номера. Низкая вариативность суффиксов, особенно в сочетании с высокой вариативностью верификационных кодов, усиливает уверенность в идентификации Flash Call оператора.</w:t>
-      </w:r>
-    </w:p>
-    <w:p>
-      <w:pPr>
-        <w:ind w:firstLine="708"/>
+        <w:t>Паттерны блокировки оцениваются по шкале от низкого до высокого риска, принимая во внимание такие факторы, как: количество затрагиваемых номеров и вариативность ключевых элементов номера.</w:t>
+      </w:r>
+    </w:p>
+    <w:p>
+      <w:pPr>
+        <w:numPr>
+          <w:ilvl w:val="0"/>
+          <w:numId w:val="3"/>
+        </w:numPr>
+        <w:spacing w:line="360" w:lineRule="auto"/>
         <w:jc w:val="both"/>
         <w:rPr>
           <w:rFonts w:ascii="Times New Roman" w:hAnsi="Times New Roman" w:cs="Times New Roman"/>
-          <w:b/>
-          <w:bCs/>
-          <w:sz w:val="28"/>
-          <w:szCs w:val="28"/>
-        </w:rPr>
-      </w:pPr>
-      <w:r>
-        <w:rPr>
-          <w:rFonts w:ascii="Times New Roman" w:hAnsi="Times New Roman" w:cs="Times New Roman"/>
-          <w:b/>
-          <w:bCs/>
-          <w:sz w:val="28"/>
-          <w:szCs w:val="28"/>
-        </w:rPr>
-        <w:t>Система генерации паттернов блокировки</w:t>
-      </w:r>
-    </w:p>
-    <w:p>
-      <w:pPr>
-        <w:ind w:firstLine="708"/>
+          <w:sz w:val="28"/>
+          <w:szCs w:val="28"/>
+        </w:rPr>
+      </w:pPr>
+      <w:r>
+        <w:rPr>
+          <w:rFonts w:ascii="Times New Roman" w:hAnsi="Times New Roman" w:cs="Times New Roman"/>
+          <w:sz w:val="28"/>
+          <w:szCs w:val="28"/>
+        </w:rPr>
+        <w:t>Паттерны с наивысшим приоритетом характеризуются сочетанием высокой эффективности блокировки и минимального риска ложных срабатываний. Они рекомендуются к немедленному внедрению.</w:t>
+      </w:r>
+    </w:p>
+    <w:p>
+      <w:pPr>
+        <w:numPr>
+          <w:ilvl w:val="0"/>
+          <w:numId w:val="3"/>
+        </w:numPr>
+        <w:spacing w:line="360" w:lineRule="auto"/>
         <w:jc w:val="both"/>
         <w:rPr>
           <w:rFonts w:ascii="Times New Roman" w:hAnsi="Times New Roman" w:cs="Times New Roman"/>
@@ -786,20 +786,16 @@
           <w:sz w:val="28"/>
           <w:szCs w:val="28"/>
         </w:rPr>
-        <w:t>Разработанная система генерации паттернов использует принцип постепенного увеличения специфичности. Наиболее специфичные паттерны предназначены для ситуаций, когда анализ показывает четкие и устойчивые паттерны в структуре номеров</w:t>
-      </w:r>
-      <w:r>
-        <w:rPr>
-          <w:rFonts w:ascii="Times New Roman" w:hAnsi="Times New Roman" w:cs="Times New Roman"/>
-          <w:sz w:val="28"/>
-          <w:szCs w:val="28"/>
-        </w:rPr>
-        <w:t>.</w:t>
-      </w:r>
-    </w:p>
-    <w:p>
-      <w:pPr>
-        <w:ind w:firstLine="708"/>
+        <w:t>Паттерны среднего приоритета требуют более внимательного подхода к внедрению.</w:t>
+      </w:r>
+    </w:p>
+    <w:p>
+      <w:pPr>
+        <w:numPr>
+          <w:ilvl w:val="0"/>
+          <w:numId w:val="3"/>
+        </w:numPr>
+        <w:spacing w:line="360" w:lineRule="auto"/>
         <w:jc w:val="both"/>
         <w:rPr>
           <w:rFonts w:ascii="Times New Roman" w:hAnsi="Times New Roman" w:cs="Times New Roman"/>
@@ -813,358 +809,12 @@
           <w:sz w:val="28"/>
           <w:szCs w:val="28"/>
         </w:rPr>
-        <w:lastRenderedPageBreak/>
-        <w:t>П</w:t>
-      </w:r>
-      <w:r>
-        <w:rPr>
-          <w:rFonts w:ascii="Times New Roman" w:hAnsi="Times New Roman" w:cs="Times New Roman"/>
-          <w:sz w:val="28"/>
-          <w:szCs w:val="28"/>
-        </w:rPr>
-        <w:t>аттерны высокой специфичности применяются в случаях, когда обнаружены фиксированные суффиксы. Эт</w:t>
-      </w:r>
-      <w:r>
-        <w:rPr>
-          <w:rFonts w:ascii="Times New Roman" w:hAnsi="Times New Roman" w:cs="Times New Roman"/>
-          <w:sz w:val="28"/>
-          <w:szCs w:val="28"/>
-        </w:rPr>
-        <w:t>о</w:t>
-      </w:r>
-      <w:r>
-        <w:rPr>
-          <w:rFonts w:ascii="Times New Roman" w:hAnsi="Times New Roman" w:cs="Times New Roman"/>
-          <w:sz w:val="28"/>
-          <w:szCs w:val="28"/>
-        </w:rPr>
-        <w:t xml:space="preserve"> практически исключа</w:t>
-      </w:r>
-      <w:r>
-        <w:rPr>
-          <w:rFonts w:ascii="Times New Roman" w:hAnsi="Times New Roman" w:cs="Times New Roman"/>
-          <w:sz w:val="28"/>
-          <w:szCs w:val="28"/>
-        </w:rPr>
-        <w:t xml:space="preserve">ет </w:t>
-      </w:r>
-      <w:r>
-        <w:rPr>
-          <w:rFonts w:ascii="Times New Roman" w:hAnsi="Times New Roman" w:cs="Times New Roman"/>
-          <w:sz w:val="28"/>
-          <w:szCs w:val="28"/>
-        </w:rPr>
-        <w:t xml:space="preserve">воздействие на </w:t>
-      </w:r>
-      <w:r>
-        <w:rPr>
-          <w:rFonts w:ascii="Times New Roman" w:hAnsi="Times New Roman" w:cs="Times New Roman"/>
-          <w:sz w:val="28"/>
-          <w:szCs w:val="28"/>
-        </w:rPr>
-        <w:t>«здоровый»</w:t>
-      </w:r>
-      <w:r>
-        <w:rPr>
-          <w:rFonts w:ascii="Times New Roman" w:hAnsi="Times New Roman" w:cs="Times New Roman"/>
-          <w:sz w:val="28"/>
-          <w:szCs w:val="28"/>
-        </w:rPr>
-        <w:t xml:space="preserve"> трафик</w:t>
-      </w:r>
-      <w:r>
-        <w:rPr>
-          <w:rFonts w:ascii="Times New Roman" w:hAnsi="Times New Roman" w:cs="Times New Roman"/>
-          <w:sz w:val="28"/>
-          <w:szCs w:val="28"/>
-        </w:rPr>
-        <w:t>.</w:t>
-      </w:r>
-    </w:p>
-    <w:p>
-      <w:pPr>
-        <w:ind w:firstLine="708"/>
-        <w:jc w:val="both"/>
-        <w:rPr>
-          <w:rFonts w:ascii="Times New Roman" w:hAnsi="Times New Roman" w:cs="Times New Roman"/>
-          <w:sz w:val="28"/>
-          <w:szCs w:val="28"/>
-        </w:rPr>
-      </w:pPr>
-      <w:r>
-        <w:rPr>
-          <w:rFonts w:ascii="Times New Roman" w:hAnsi="Times New Roman" w:cs="Times New Roman"/>
-          <w:sz w:val="28"/>
-          <w:szCs w:val="28"/>
-        </w:rPr>
-        <w:t xml:space="preserve">Паттерны средней специфичности представляют собой баланс между эффективностью и безопасностью. </w:t>
-      </w:r>
-      <w:r>
-        <w:rPr>
-          <w:rFonts w:ascii="Times New Roman" w:hAnsi="Times New Roman" w:cs="Times New Roman"/>
-          <w:sz w:val="28"/>
-          <w:szCs w:val="28"/>
-        </w:rPr>
-        <w:t xml:space="preserve">Сюда входят </w:t>
-      </w:r>
-      <w:r>
-        <w:rPr>
-          <w:rFonts w:ascii="Times New Roman" w:hAnsi="Times New Roman" w:cs="Times New Roman"/>
-          <w:sz w:val="28"/>
-          <w:szCs w:val="28"/>
-        </w:rPr>
-        <w:t xml:space="preserve">номера, соответствующие общей структуре Flash Call, но </w:t>
-      </w:r>
-      <w:r>
-        <w:rPr>
-          <w:rFonts w:ascii="Times New Roman" w:hAnsi="Times New Roman" w:cs="Times New Roman"/>
-          <w:sz w:val="28"/>
-          <w:szCs w:val="28"/>
-        </w:rPr>
-        <w:t xml:space="preserve">имеют некоторые несоответствия. </w:t>
-      </w:r>
-    </w:p>
-    <w:p>
-      <w:pPr>
-        <w:ind w:firstLine="708"/>
-        <w:jc w:val="both"/>
-        <w:rPr>
-          <w:rFonts w:ascii="Times New Roman" w:hAnsi="Times New Roman" w:cs="Times New Roman"/>
-          <w:sz w:val="28"/>
-          <w:szCs w:val="28"/>
-        </w:rPr>
-      </w:pPr>
-      <w:r>
-        <w:rPr>
-          <w:rFonts w:ascii="Times New Roman" w:hAnsi="Times New Roman" w:cs="Times New Roman"/>
-          <w:sz w:val="28"/>
-          <w:szCs w:val="28"/>
-        </w:rPr>
-        <w:t xml:space="preserve">Наименее специфичные паттерны </w:t>
-      </w:r>
-      <w:r>
-        <w:rPr>
-          <w:rFonts w:ascii="Times New Roman" w:hAnsi="Times New Roman" w:cs="Times New Roman"/>
-          <w:sz w:val="28"/>
-          <w:szCs w:val="28"/>
-        </w:rPr>
-        <w:t>стоит использовать</w:t>
-      </w:r>
-      <w:r>
-        <w:rPr>
-          <w:rFonts w:ascii="Times New Roman" w:hAnsi="Times New Roman" w:cs="Times New Roman"/>
-          <w:sz w:val="28"/>
-          <w:szCs w:val="28"/>
-        </w:rPr>
-        <w:t xml:space="preserve"> только в случаях, когда статистическая уверенность в идентификации Flash Call оператора достигает максимальных значений. Эти паттерны обеспечивают широкое покрытие, </w:t>
-      </w:r>
-      <w:r>
-        <w:rPr>
-          <w:rFonts w:ascii="Times New Roman" w:hAnsi="Times New Roman" w:cs="Times New Roman"/>
-          <w:sz w:val="28"/>
-          <w:szCs w:val="28"/>
-        </w:rPr>
-        <w:t>высок риск</w:t>
-      </w:r>
-      <w:r>
-        <w:rPr>
-          <w:rFonts w:ascii="Times New Roman" w:hAnsi="Times New Roman" w:cs="Times New Roman"/>
-          <w:sz w:val="28"/>
-          <w:szCs w:val="28"/>
-        </w:rPr>
-        <w:t xml:space="preserve"> ложных срабатываний.</w:t>
-      </w:r>
-    </w:p>
-    <w:p>
-      <w:pPr>
-        <w:ind w:firstLine="708"/>
-        <w:jc w:val="both"/>
-        <w:rPr>
-          <w:rFonts w:ascii="Times New Roman" w:hAnsi="Times New Roman" w:cs="Times New Roman"/>
-          <w:b/>
-          <w:bCs/>
-          <w:sz w:val="28"/>
-          <w:szCs w:val="28"/>
-        </w:rPr>
-      </w:pPr>
-      <w:r>
-        <w:rPr>
-          <w:rFonts w:ascii="Times New Roman" w:hAnsi="Times New Roman" w:cs="Times New Roman"/>
-          <w:b/>
-          <w:bCs/>
-          <w:sz w:val="28"/>
-          <w:szCs w:val="28"/>
-        </w:rPr>
-        <w:t>Оценка рисков и приорит</w:t>
-      </w:r>
-      <w:r>
-        <w:rPr>
-          <w:rFonts w:ascii="Times New Roman" w:hAnsi="Times New Roman" w:cs="Times New Roman"/>
-          <w:b/>
-          <w:bCs/>
-          <w:sz w:val="28"/>
-          <w:szCs w:val="28"/>
-        </w:rPr>
-        <w:t>е</w:t>
-      </w:r>
-      <w:r>
-        <w:rPr>
-          <w:rFonts w:ascii="Times New Roman" w:hAnsi="Times New Roman" w:cs="Times New Roman"/>
-          <w:b/>
-          <w:bCs/>
-          <w:sz w:val="28"/>
-          <w:szCs w:val="28"/>
-        </w:rPr>
-        <w:t>зация</w:t>
-      </w:r>
-    </w:p>
-    <w:p>
-      <w:pPr>
-        <w:ind w:firstLine="708"/>
-        <w:jc w:val="both"/>
-        <w:rPr>
-          <w:rFonts w:ascii="Times New Roman" w:hAnsi="Times New Roman" w:cs="Times New Roman"/>
-          <w:sz w:val="28"/>
-          <w:szCs w:val="28"/>
-        </w:rPr>
-      </w:pPr>
-      <w:r>
-        <w:rPr>
-          <w:rFonts w:ascii="Times New Roman" w:hAnsi="Times New Roman" w:cs="Times New Roman"/>
-          <w:sz w:val="28"/>
-          <w:szCs w:val="28"/>
-        </w:rPr>
-        <w:t>Количественная оценка риска учитывает как статистические показатели, так и потенциальное воздействие на пользовательский опыт.</w:t>
-      </w:r>
-    </w:p>
-    <w:p>
-      <w:pPr>
-        <w:ind w:firstLine="708"/>
-        <w:jc w:val="both"/>
-        <w:rPr>
-          <w:rFonts w:ascii="Times New Roman" w:hAnsi="Times New Roman" w:cs="Times New Roman"/>
-          <w:sz w:val="28"/>
-          <w:szCs w:val="28"/>
-        </w:rPr>
-      </w:pPr>
-      <w:r>
-        <w:rPr>
-          <w:rFonts w:ascii="Times New Roman" w:hAnsi="Times New Roman" w:cs="Times New Roman"/>
-          <w:sz w:val="28"/>
-          <w:szCs w:val="28"/>
-        </w:rPr>
-        <w:t>Система оценивает потенциальны</w:t>
-      </w:r>
-      <w:r>
-        <w:rPr>
-          <w:rFonts w:ascii="Times New Roman" w:hAnsi="Times New Roman" w:cs="Times New Roman"/>
-          <w:sz w:val="28"/>
-          <w:szCs w:val="28"/>
-        </w:rPr>
-        <w:t>е</w:t>
-      </w:r>
-      <w:r>
-        <w:rPr>
-          <w:rFonts w:ascii="Times New Roman" w:hAnsi="Times New Roman" w:cs="Times New Roman"/>
-          <w:sz w:val="28"/>
-          <w:szCs w:val="28"/>
-        </w:rPr>
-        <w:t xml:space="preserve"> паттерн</w:t>
-      </w:r>
-      <w:r>
-        <w:rPr>
-          <w:rFonts w:ascii="Times New Roman" w:hAnsi="Times New Roman" w:cs="Times New Roman"/>
-          <w:sz w:val="28"/>
-          <w:szCs w:val="28"/>
-        </w:rPr>
-        <w:t>ы</w:t>
-      </w:r>
-      <w:r>
-        <w:rPr>
-          <w:rFonts w:ascii="Times New Roman" w:hAnsi="Times New Roman" w:cs="Times New Roman"/>
-          <w:sz w:val="28"/>
-          <w:szCs w:val="28"/>
-        </w:rPr>
-        <w:t xml:space="preserve"> блокировки по шкале от низкого до высокого риска, принимая во внимание такие факторы, как</w:t>
-      </w:r>
-      <w:r>
-        <w:rPr>
-          <w:rFonts w:ascii="Times New Roman" w:hAnsi="Times New Roman" w:cs="Times New Roman"/>
-          <w:sz w:val="28"/>
-          <w:szCs w:val="28"/>
-        </w:rPr>
-        <w:t>:</w:t>
-      </w:r>
-      <w:r>
-        <w:rPr>
-          <w:rFonts w:ascii="Times New Roman" w:hAnsi="Times New Roman" w:cs="Times New Roman"/>
-          <w:sz w:val="28"/>
-          <w:szCs w:val="28"/>
-        </w:rPr>
-        <w:t xml:space="preserve"> количество затрагиваемых номеров, вариативность ключевых элементов номера</w:t>
-      </w:r>
-      <w:r>
-        <w:rPr>
-          <w:rFonts w:ascii="Times New Roman" w:hAnsi="Times New Roman" w:cs="Times New Roman"/>
-          <w:sz w:val="28"/>
-          <w:szCs w:val="28"/>
-        </w:rPr>
-        <w:t>.</w:t>
-      </w:r>
-    </w:p>
-    <w:p>
-      <w:pPr>
-        <w:ind w:firstLine="708"/>
-        <w:jc w:val="both"/>
-        <w:rPr>
-          <w:rFonts w:ascii="Times New Roman" w:hAnsi="Times New Roman" w:cs="Times New Roman"/>
-          <w:sz w:val="28"/>
-          <w:szCs w:val="28"/>
-        </w:rPr>
-      </w:pPr>
-      <w:r>
-        <w:rPr>
-          <w:rFonts w:ascii="Times New Roman" w:hAnsi="Times New Roman" w:cs="Times New Roman"/>
-          <w:sz w:val="28"/>
-          <w:szCs w:val="28"/>
-        </w:rPr>
-        <w:t>Паттерны с наивысшим приоритетом характеризуются сочетанием высокой эффективности блокировки и минимального риска ложных срабатываний. Они рекомендуются к немедленному внедрению.</w:t>
-      </w:r>
-      <w:r>
-        <w:rPr>
-          <w:rFonts w:ascii="Times New Roman" w:hAnsi="Times New Roman" w:cs="Times New Roman"/>
-          <w:sz w:val="28"/>
-          <w:szCs w:val="28"/>
-        </w:rPr>
-        <w:t xml:space="preserve"> </w:t>
-      </w:r>
-      <w:r>
-        <w:rPr>
-          <w:rFonts w:ascii="Times New Roman" w:hAnsi="Times New Roman" w:cs="Times New Roman"/>
-          <w:sz w:val="28"/>
-          <w:szCs w:val="28"/>
-        </w:rPr>
-        <w:t xml:space="preserve">Паттерны среднего приоритета требуют более внимательного подхода к внедрению. Паттерны низкого приоритета либо не рекомендуются к использованию, либо применяются в исключительных </w:t>
-      </w:r>
-      <w:r>
-        <w:rPr>
-          <w:rFonts w:ascii="Times New Roman" w:hAnsi="Times New Roman" w:cs="Times New Roman"/>
-          <w:sz w:val="28"/>
-          <w:szCs w:val="28"/>
-        </w:rPr>
-        <w:t>ситуациях</w:t>
-      </w:r>
-      <w:r>
-        <w:rPr>
-          <w:rFonts w:ascii="Times New Roman" w:hAnsi="Times New Roman" w:cs="Times New Roman"/>
-          <w:sz w:val="28"/>
-          <w:szCs w:val="28"/>
-        </w:rPr>
-        <w:t xml:space="preserve"> при наличии дополнительных подтверждающих данных.</w:t>
-      </w:r>
-    </w:p>
-    <w:p>
-      <w:pPr>
+        <w:t>Паттерны низкого приоритета либо не рекомендуются к использованию, либо применяются в исключительных ситуациях при наличии дополнительных подтверждающих данных.</w:t>
+      </w:r>
+    </w:p>
+    <w:p>
+      <w:pPr>
+        <w:spacing w:line="360" w:lineRule="auto"/>
         <w:ind w:left="708"/>
         <w:jc w:val="both"/>
         <w:rPr>
@@ -1188,6 +838,7 @@
     </w:p>
     <w:p>
       <w:pPr>
+        <w:spacing w:line="360" w:lineRule="auto"/>
         <w:ind w:firstLine="708"/>
         <w:jc w:val="both"/>
         <w:rPr>
@@ -1213,6 +864,461 @@
     </w:sectPr>
   </w:body>
 </w:document>
+</file>
+
+<file path=word/numbering.xml><?xml version="1.0" encoding="utf-8"?>
+<w:numbering xmlns:wpc="http://schemas.microsoft.com/office/word/2010/wordprocessingCanvas" xmlns:cx="http://schemas.microsoft.com/office/drawing/2014/chartex" xmlns:cx1="http://schemas.microsoft.com/office/drawing/2015/9/8/chartex" xmlns:cx2="http://schemas.microsoft.com/office/drawing/2015/10/21/chartex" xmlns:cx3="http://schemas.microsoft.com/office/drawing/2016/5/9/chartex" xmlns:cx4="http://schemas.microsoft.com/office/drawing/2016/5/10/chartex" xmlns:cx5="http://schemas.microsoft.com/office/drawing/2016/5/11/chartex" xmlns:cx6="http://schemas.microsoft.com/office/drawing/2016/5/12/chartex" xmlns:cx7="http://schemas.microsoft.com/office/drawing/2016/5/13/chartex" xmlns:cx8="http://schemas.microsoft.com/office/drawing/2016/5/14/chartex" xmlns:mc="http://schemas.openxmlformats.org/markup-compatibility/2006" xmlns:aink="http://schemas.microsoft.com/office/drawing/2016/ink" xmlns:am3d="http://schemas.microsoft.com/office/drawing/2017/model3d" xmlns:o="urn:schemas-microsoft-com:office:office" xmlns:oel="http://schemas.microsoft.com/office/2019/extlst" xmlns:r="http://schemas.openxmlformats.org/officeDocument/2006/relationships" xmlns:m="http://schemas.openxmlformats.org/officeDocument/2006/math" xmlns:v="urn:schemas-microsoft-com:vml" xmlns:wp14="http://schemas.microsoft.com/office/word/2010/wordprocessingDrawing" xmlns:wp="http://schemas.openxmlformats.org/drawingml/2006/wordprocessingDrawing" xmlns:w10="urn:schemas-microsoft-com:office:word" xmlns:w="http://schemas.openxmlformats.org/wordprocessingml/2006/main" xmlns:w14="http://schemas.microsoft.com/office/word/2010/wordml" xmlns:w15="http://schemas.microsoft.com/office/word/2012/wordml" xmlns:w16cex="http://schemas.microsoft.com/office/word/2018/wordml/cex" xmlns:w16cid="http://schemas.microsoft.com/office/word/2016/wordml/cid" xmlns:w16="http://schemas.microsoft.com/office/word/2018/wordml" xmlns:w16sdtdh="http://schemas.microsoft.com/office/word/2020/wordml/sdtdatahash" xmlns:w16se="http://schemas.microsoft.com/office/word/2015/wordml/symex" xmlns:wpg="http://schemas.microsoft.com/office/word/2010/wordprocessingGroup" xmlns:wpi="http://schemas.microsoft.com/office/word/2010/wordprocessingInk" xmlns:wne="http://schemas.microsoft.com/office/word/2006/wordml" xmlns:wps="http://schemas.microsoft.com/office/word/2010/wordprocessingShape" mc:Ignorable="w14 w15 w16se w16cid w16 w16cex w16sdtdh wp14">
+  <w:abstractNum w:abstractNumId="0" w15:restartNumberingAfterBreak="0">
+    <w:nsid w:val="09F108F0"/>
+    <w:multiLevelType w:val="multilevel"/>
+    <w:tmpl w:val="0CCE754C"/>
+    <w:lvl w:ilvl="0">
+      <w:start w:val="1"/>
+      <w:numFmt w:val="bullet"/>
+      <w:suff w:val="space"/>
+      <w:lvlText w:val=""/>
+      <w:lvlJc w:val="left"/>
+      <w:pPr>
+        <w:ind w:left="0" w:firstLine="709"/>
+      </w:pPr>
+      <w:rPr>
+        <w:rFonts w:ascii="Symbol" w:hAnsi="Symbol" w:hint="default"/>
+        <w:sz w:val="20"/>
+      </w:rPr>
+    </w:lvl>
+    <w:lvl w:ilvl="1">
+      <w:start w:val="1"/>
+      <w:numFmt w:val="bullet"/>
+      <w:lvlText w:val="o"/>
+      <w:lvlJc w:val="left"/>
+      <w:pPr>
+        <w:tabs>
+          <w:tab w:val="num" w:pos="1440"/>
+        </w:tabs>
+        <w:ind w:left="1440" w:hanging="360"/>
+      </w:pPr>
+      <w:rPr>
+        <w:rFonts w:ascii="Courier New" w:hAnsi="Courier New" w:hint="default"/>
+        <w:sz w:val="20"/>
+      </w:rPr>
+    </w:lvl>
+    <w:lvl w:ilvl="2">
+      <w:start w:val="1"/>
+      <w:numFmt w:val="bullet"/>
+      <w:lvlText w:val=""/>
+      <w:lvlJc w:val="left"/>
+      <w:pPr>
+        <w:tabs>
+          <w:tab w:val="num" w:pos="2160"/>
+        </w:tabs>
+        <w:ind w:left="2160" w:hanging="360"/>
+      </w:pPr>
+      <w:rPr>
+        <w:rFonts w:ascii="Wingdings" w:hAnsi="Wingdings" w:hint="default"/>
+        <w:sz w:val="20"/>
+      </w:rPr>
+    </w:lvl>
+    <w:lvl w:ilvl="3">
+      <w:start w:val="1"/>
+      <w:numFmt w:val="bullet"/>
+      <w:lvlText w:val=""/>
+      <w:lvlJc w:val="left"/>
+      <w:pPr>
+        <w:tabs>
+          <w:tab w:val="num" w:pos="2880"/>
+        </w:tabs>
+        <w:ind w:left="2880" w:hanging="360"/>
+      </w:pPr>
+      <w:rPr>
+        <w:rFonts w:ascii="Wingdings" w:hAnsi="Wingdings" w:hint="default"/>
+        <w:sz w:val="20"/>
+      </w:rPr>
+    </w:lvl>
+    <w:lvl w:ilvl="4">
+      <w:start w:val="1"/>
+      <w:numFmt w:val="bullet"/>
+      <w:lvlText w:val=""/>
+      <w:lvlJc w:val="left"/>
+      <w:pPr>
+        <w:tabs>
+          <w:tab w:val="num" w:pos="3600"/>
+        </w:tabs>
+        <w:ind w:left="3600" w:hanging="360"/>
+      </w:pPr>
+      <w:rPr>
+        <w:rFonts w:ascii="Wingdings" w:hAnsi="Wingdings" w:hint="default"/>
+        <w:sz w:val="20"/>
+      </w:rPr>
+    </w:lvl>
+    <w:lvl w:ilvl="5">
+      <w:start w:val="1"/>
+      <w:numFmt w:val="bullet"/>
+      <w:lvlText w:val=""/>
+      <w:lvlJc w:val="left"/>
+      <w:pPr>
+        <w:tabs>
+          <w:tab w:val="num" w:pos="4320"/>
+        </w:tabs>
+        <w:ind w:left="4320" w:hanging="360"/>
+      </w:pPr>
+      <w:rPr>
+        <w:rFonts w:ascii="Wingdings" w:hAnsi="Wingdings" w:hint="default"/>
+        <w:sz w:val="20"/>
+      </w:rPr>
+    </w:lvl>
+    <w:lvl w:ilvl="6">
+      <w:start w:val="1"/>
+      <w:numFmt w:val="bullet"/>
+      <w:lvlText w:val=""/>
+      <w:lvlJc w:val="left"/>
+      <w:pPr>
+        <w:tabs>
+          <w:tab w:val="num" w:pos="5040"/>
+        </w:tabs>
+        <w:ind w:left="5040" w:hanging="360"/>
+      </w:pPr>
+      <w:rPr>
+        <w:rFonts w:ascii="Wingdings" w:hAnsi="Wingdings" w:hint="default"/>
+        <w:sz w:val="20"/>
+      </w:rPr>
+    </w:lvl>
+    <w:lvl w:ilvl="7">
+      <w:start w:val="1"/>
+      <w:numFmt w:val="bullet"/>
+      <w:lvlText w:val=""/>
+      <w:lvlJc w:val="left"/>
+      <w:pPr>
+        <w:tabs>
+          <w:tab w:val="num" w:pos="5760"/>
+        </w:tabs>
+        <w:ind w:left="5760" w:hanging="360"/>
+      </w:pPr>
+      <w:rPr>
+        <w:rFonts w:ascii="Wingdings" w:hAnsi="Wingdings" w:hint="default"/>
+        <w:sz w:val="20"/>
+      </w:rPr>
+    </w:lvl>
+    <w:lvl w:ilvl="8">
+      <w:start w:val="1"/>
+      <w:numFmt w:val="bullet"/>
+      <w:lvlText w:val=""/>
+      <w:lvlJc w:val="left"/>
+      <w:pPr>
+        <w:tabs>
+          <w:tab w:val="num" w:pos="6480"/>
+        </w:tabs>
+        <w:ind w:left="6480" w:hanging="360"/>
+      </w:pPr>
+      <w:rPr>
+        <w:rFonts w:ascii="Wingdings" w:hAnsi="Wingdings" w:hint="default"/>
+        <w:sz w:val="20"/>
+      </w:rPr>
+    </w:lvl>
+  </w:abstractNum>
+  <w:abstractNum w:abstractNumId="1" w15:restartNumberingAfterBreak="0">
+    <w:nsid w:val="30346F41"/>
+    <w:multiLevelType w:val="multilevel"/>
+    <w:tmpl w:val="87F41F3C"/>
+    <w:lvl w:ilvl="0">
+      <w:start w:val="1"/>
+      <w:numFmt w:val="bullet"/>
+      <w:suff w:val="space"/>
+      <w:lvlText w:val=""/>
+      <w:lvlJc w:val="left"/>
+      <w:pPr>
+        <w:ind w:left="0" w:firstLine="709"/>
+      </w:pPr>
+      <w:rPr>
+        <w:rFonts w:ascii="Symbol" w:hAnsi="Symbol" w:hint="default"/>
+        <w:sz w:val="20"/>
+      </w:rPr>
+    </w:lvl>
+    <w:lvl w:ilvl="1">
+      <w:start w:val="1"/>
+      <w:numFmt w:val="bullet"/>
+      <w:lvlText w:val="o"/>
+      <w:lvlJc w:val="left"/>
+      <w:pPr>
+        <w:tabs>
+          <w:tab w:val="num" w:pos="1440"/>
+        </w:tabs>
+        <w:ind w:left="1440" w:hanging="360"/>
+      </w:pPr>
+      <w:rPr>
+        <w:rFonts w:ascii="Courier New" w:hAnsi="Courier New" w:hint="default"/>
+        <w:sz w:val="20"/>
+      </w:rPr>
+    </w:lvl>
+    <w:lvl w:ilvl="2">
+      <w:start w:val="1"/>
+      <w:numFmt w:val="bullet"/>
+      <w:lvlText w:val=""/>
+      <w:lvlJc w:val="left"/>
+      <w:pPr>
+        <w:tabs>
+          <w:tab w:val="num" w:pos="2160"/>
+        </w:tabs>
+        <w:ind w:left="2160" w:hanging="360"/>
+      </w:pPr>
+      <w:rPr>
+        <w:rFonts w:ascii="Wingdings" w:hAnsi="Wingdings" w:hint="default"/>
+        <w:sz w:val="20"/>
+      </w:rPr>
+    </w:lvl>
+    <w:lvl w:ilvl="3">
+      <w:start w:val="1"/>
+      <w:numFmt w:val="bullet"/>
+      <w:lvlText w:val=""/>
+      <w:lvlJc w:val="left"/>
+      <w:pPr>
+        <w:tabs>
+          <w:tab w:val="num" w:pos="2880"/>
+        </w:tabs>
+        <w:ind w:left="2880" w:hanging="360"/>
+      </w:pPr>
+      <w:rPr>
+        <w:rFonts w:ascii="Wingdings" w:hAnsi="Wingdings" w:hint="default"/>
+        <w:sz w:val="20"/>
+      </w:rPr>
+    </w:lvl>
+    <w:lvl w:ilvl="4">
+      <w:start w:val="1"/>
+      <w:numFmt w:val="bullet"/>
+      <w:lvlText w:val=""/>
+      <w:lvlJc w:val="left"/>
+      <w:pPr>
+        <w:tabs>
+          <w:tab w:val="num" w:pos="3600"/>
+        </w:tabs>
+        <w:ind w:left="3600" w:hanging="360"/>
+      </w:pPr>
+      <w:rPr>
+        <w:rFonts w:ascii="Wingdings" w:hAnsi="Wingdings" w:hint="default"/>
+        <w:sz w:val="20"/>
+      </w:rPr>
+    </w:lvl>
+    <w:lvl w:ilvl="5">
+      <w:start w:val="1"/>
+      <w:numFmt w:val="bullet"/>
+      <w:lvlText w:val=""/>
+      <w:lvlJc w:val="left"/>
+      <w:pPr>
+        <w:tabs>
+          <w:tab w:val="num" w:pos="4320"/>
+        </w:tabs>
+        <w:ind w:left="4320" w:hanging="360"/>
+      </w:pPr>
+      <w:rPr>
+        <w:rFonts w:ascii="Wingdings" w:hAnsi="Wingdings" w:hint="default"/>
+        <w:sz w:val="20"/>
+      </w:rPr>
+    </w:lvl>
+    <w:lvl w:ilvl="6">
+      <w:start w:val="1"/>
+      <w:numFmt w:val="bullet"/>
+      <w:lvlText w:val=""/>
+      <w:lvlJc w:val="left"/>
+      <w:pPr>
+        <w:tabs>
+          <w:tab w:val="num" w:pos="5040"/>
+        </w:tabs>
+        <w:ind w:left="5040" w:hanging="360"/>
+      </w:pPr>
+      <w:rPr>
+        <w:rFonts w:ascii="Wingdings" w:hAnsi="Wingdings" w:hint="default"/>
+        <w:sz w:val="20"/>
+      </w:rPr>
+    </w:lvl>
+    <w:lvl w:ilvl="7">
+      <w:start w:val="1"/>
+      <w:numFmt w:val="bullet"/>
+      <w:lvlText w:val=""/>
+      <w:lvlJc w:val="left"/>
+      <w:pPr>
+        <w:tabs>
+          <w:tab w:val="num" w:pos="5760"/>
+        </w:tabs>
+        <w:ind w:left="5760" w:hanging="360"/>
+      </w:pPr>
+      <w:rPr>
+        <w:rFonts w:ascii="Wingdings" w:hAnsi="Wingdings" w:hint="default"/>
+        <w:sz w:val="20"/>
+      </w:rPr>
+    </w:lvl>
+    <w:lvl w:ilvl="8">
+      <w:start w:val="1"/>
+      <w:numFmt w:val="bullet"/>
+      <w:lvlText w:val=""/>
+      <w:lvlJc w:val="left"/>
+      <w:pPr>
+        <w:tabs>
+          <w:tab w:val="num" w:pos="6480"/>
+        </w:tabs>
+        <w:ind w:left="6480" w:hanging="360"/>
+      </w:pPr>
+      <w:rPr>
+        <w:rFonts w:ascii="Wingdings" w:hAnsi="Wingdings" w:hint="default"/>
+        <w:sz w:val="20"/>
+      </w:rPr>
+    </w:lvl>
+  </w:abstractNum>
+  <w:abstractNum w:abstractNumId="2" w15:restartNumberingAfterBreak="0">
+    <w:nsid w:val="36C977CC"/>
+    <w:multiLevelType w:val="multilevel"/>
+    <w:tmpl w:val="EB1C2274"/>
+    <w:lvl w:ilvl="0">
+      <w:start w:val="1"/>
+      <w:numFmt w:val="bullet"/>
+      <w:suff w:val="space"/>
+      <w:lvlText w:val=""/>
+      <w:lvlJc w:val="left"/>
+      <w:pPr>
+        <w:ind w:left="0" w:firstLine="709"/>
+      </w:pPr>
+      <w:rPr>
+        <w:rFonts w:ascii="Symbol" w:hAnsi="Symbol" w:hint="default"/>
+        <w:sz w:val="20"/>
+      </w:rPr>
+    </w:lvl>
+    <w:lvl w:ilvl="1">
+      <w:start w:val="1"/>
+      <w:numFmt w:val="bullet"/>
+      <w:lvlText w:val="o"/>
+      <w:lvlJc w:val="left"/>
+      <w:pPr>
+        <w:tabs>
+          <w:tab w:val="num" w:pos="1440"/>
+        </w:tabs>
+        <w:ind w:left="1440" w:hanging="360"/>
+      </w:pPr>
+      <w:rPr>
+        <w:rFonts w:ascii="Courier New" w:hAnsi="Courier New" w:hint="default"/>
+        <w:sz w:val="20"/>
+      </w:rPr>
+    </w:lvl>
+    <w:lvl w:ilvl="2">
+      <w:start w:val="1"/>
+      <w:numFmt w:val="bullet"/>
+      <w:lvlText w:val=""/>
+      <w:lvlJc w:val="left"/>
+      <w:pPr>
+        <w:tabs>
+          <w:tab w:val="num" w:pos="2160"/>
+        </w:tabs>
+        <w:ind w:left="2160" w:hanging="360"/>
+      </w:pPr>
+      <w:rPr>
+        <w:rFonts w:ascii="Wingdings" w:hAnsi="Wingdings" w:hint="default"/>
+        <w:sz w:val="20"/>
+      </w:rPr>
+    </w:lvl>
+    <w:lvl w:ilvl="3">
+      <w:start w:val="1"/>
+      <w:numFmt w:val="bullet"/>
+      <w:lvlText w:val=""/>
+      <w:lvlJc w:val="left"/>
+      <w:pPr>
+        <w:tabs>
+          <w:tab w:val="num" w:pos="2880"/>
+        </w:tabs>
+        <w:ind w:left="2880" w:hanging="360"/>
+      </w:pPr>
+      <w:rPr>
+        <w:rFonts w:ascii="Wingdings" w:hAnsi="Wingdings" w:hint="default"/>
+        <w:sz w:val="20"/>
+      </w:rPr>
+    </w:lvl>
+    <w:lvl w:ilvl="4">
+      <w:start w:val="1"/>
+      <w:numFmt w:val="bullet"/>
+      <w:lvlText w:val=""/>
+      <w:lvlJc w:val="left"/>
+      <w:pPr>
+        <w:tabs>
+          <w:tab w:val="num" w:pos="3600"/>
+        </w:tabs>
+        <w:ind w:left="3600" w:hanging="360"/>
+      </w:pPr>
+      <w:rPr>
+        <w:rFonts w:ascii="Wingdings" w:hAnsi="Wingdings" w:hint="default"/>
+        <w:sz w:val="20"/>
+      </w:rPr>
+    </w:lvl>
+    <w:lvl w:ilvl="5">
+      <w:start w:val="1"/>
+      <w:numFmt w:val="bullet"/>
+      <w:lvlText w:val=""/>
+      <w:lvlJc w:val="left"/>
+      <w:pPr>
+        <w:tabs>
+          <w:tab w:val="num" w:pos="4320"/>
+        </w:tabs>
+        <w:ind w:left="4320" w:hanging="360"/>
+      </w:pPr>
+      <w:rPr>
+        <w:rFonts w:ascii="Wingdings" w:hAnsi="Wingdings" w:hint="default"/>
+        <w:sz w:val="20"/>
+      </w:rPr>
+    </w:lvl>
+    <w:lvl w:ilvl="6">
+      <w:start w:val="1"/>
+      <w:numFmt w:val="bullet"/>
+      <w:lvlText w:val=""/>
+      <w:lvlJc w:val="left"/>
+      <w:pPr>
+        <w:tabs>
+          <w:tab w:val="num" w:pos="5040"/>
+        </w:tabs>
+        <w:ind w:left="5040" w:hanging="360"/>
+      </w:pPr>
+      <w:rPr>
+        <w:rFonts w:ascii="Wingdings" w:hAnsi="Wingdings" w:hint="default"/>
+        <w:sz w:val="20"/>
+      </w:rPr>
+    </w:lvl>
+    <w:lvl w:ilvl="7">
+      <w:start w:val="1"/>
+      <w:numFmt w:val="bullet"/>
+      <w:lvlText w:val=""/>
+      <w:lvlJc w:val="left"/>
+      <w:pPr>
+        <w:tabs>
+          <w:tab w:val="num" w:pos="5760"/>
+        </w:tabs>
+        <w:ind w:left="5760" w:hanging="360"/>
+      </w:pPr>
+      <w:rPr>
+        <w:rFonts w:ascii="Wingdings" w:hAnsi="Wingdings" w:hint="default"/>
+        <w:sz w:val="20"/>
+      </w:rPr>
+    </w:lvl>
+    <w:lvl w:ilvl="8">
+      <w:start w:val="1"/>
+      <w:numFmt w:val="bullet"/>
+      <w:lvlText w:val=""/>
+      <w:lvlJc w:val="left"/>
+      <w:pPr>
+        <w:tabs>
+          <w:tab w:val="num" w:pos="6480"/>
+        </w:tabs>
+        <w:ind w:left="6480" w:hanging="360"/>
+      </w:pPr>
+      <w:rPr>
+        <w:rFonts w:ascii="Wingdings" w:hAnsi="Wingdings" w:hint="default"/>
+        <w:sz w:val="20"/>
+      </w:rPr>
+    </w:lvl>
+  </w:abstractNum>
+  <w:num w:numId="1" w16cid:durableId="2069917234">
+    <w:abstractNumId w:val="0"/>
+  </w:num>
+  <w:num w:numId="2" w16cid:durableId="470099011">
+    <w:abstractNumId w:val="1"/>
+  </w:num>
+  <w:num w:numId="3" w16cid:durableId="1695155917">
+    <w:abstractNumId w:val="2"/>
+  </w:num>
+</w:numbering>
 </file>
 
 <file path=word/styles.xml><?xml version="1.0" encoding="utf-8"?>
@@ -2131,6 +2237,17 @@
       <w:spacing w:val="5"/>
     </w:rPr>
   </w:style>
+  <w:style w:type="paragraph" w:styleId="ac">
+    <w:name w:val="Normal (Web)"/>
+    <w:basedOn w:val="a"/>
+    <w:uiPriority w:val="99"/>
+    <w:semiHidden/>
+    <w:unhideWhenUsed/>
+    <w:rsid w:val="002F31E2"/>
+    <w:rPr>
+      <w:rFonts w:ascii="Times New Roman" w:hAnsi="Times New Roman" w:cs="Times New Roman"/>
+    </w:rPr>
+  </w:style>
 </w:styles>
 </file>
 
